--- a/module_keys/module-12-muscular-system-keys-to-success.docx
+++ b/module_keys/module-12-muscular-system-keys-to-success.docx
@@ -3,48 +3,318 @@
 <w:document xmlns:wpc="http://schemas.microsoft.com/office/word/2010/wordprocessingCanvas" xmlns:mo="http://schemas.microsoft.com/office/mac/office/2008/main" xmlns:mc="http://schemas.openxmlformats.org/markup-compatibility/2006" xmlns:mv="urn:schemas-microsoft-com:mac:vml" xmlns:o="urn:schemas-microsoft-com:office:office" xmlns:r="http://schemas.openxmlformats.org/officeDocument/2006/relationships" xmlns:m="http://schemas.openxmlformats.org/officeDocument/2006/math" xmlns:v="urn:schemas-microsoft-com:vml" xmlns:wp14="http://schemas.microsoft.com/office/word/2010/wordprocessingDrawing" xmlns:wp="http://schemas.openxmlformats.org/drawingml/2006/wordprocessingDrawing" xmlns:w10="urn:schemas-microsoft-com:office:word" xmlns:w="http://schemas.openxmlformats.org/wordprocessingml/2006/main" xmlns:w14="http://schemas.microsoft.com/office/word/2010/wordml" xmlns:wpg="http://schemas.microsoft.com/office/word/2010/wordprocessingGroup" xmlns:wpi="http://schemas.microsoft.com/office/word/2010/wordprocessingInk" xmlns:wne="http://schemas.microsoft.com/office/word/2006/wordml" xmlns:wps="http://schemas.microsoft.com/office/word/2010/wordprocessingShape" mc:Ignorable="w14 wp14">
   <w:body>
     <w:p>
+      <w:pPr>
+        <w:pStyle w:val="Heading1"/>
+      </w:pPr>
       <w:r>
         <w:t>Module 12: Muscular System — Keys to Success</w:t>
       </w:r>
     </w:p>
     <w:p>
+      <w:pPr>
+        <w:pStyle w:val="Heading2"/>
+      </w:pPr>
       <w:r>
         <w:t>Key Learning Objectives</w:t>
       </w:r>
     </w:p>
     <w:p>
+      <w:pPr>
+        <w:pStyle w:val="Heading3"/>
+      </w:pPr>
       <w:r>
         <w:t>1. Functions of the Muscular System</w:t>
       </w:r>
     </w:p>
     <w:p>
       <w:r>
-        <w:t>Describe the major functions (movement, posture, heat production, protection)  Explain how muscles contribute to body temperature regulation  Understand the role of muscles in stabilizing joints   2. Skeletal Muscle Structure</w:t>
+        <w:t xml:space="preserve">• </w:t>
+      </w:r>
+      <w:r>
+        <w:t>Describe the major functions (movement, posture, heat production, protection)</w:t>
       </w:r>
     </w:p>
     <w:p>
       <w:r>
-        <w:t>Describe the organization of skeletal muscle (fascicles, fibers, myofibrils, sarcomeres)  Identify the components of a sarcomere (thick and thin filaments, Z-lines, A-band, I-band)  Explain the relationship between muscle structure and function  Describe the connective tissue layers (epimysium, perimysium, endomysium)   3. Sliding Filament Theory</w:t>
+        <w:t xml:space="preserve">• </w:t>
+      </w:r>
+      <w:r>
+        <w:t>Explain how muscles contribute to body temperature regulation</w:t>
       </w:r>
     </w:p>
     <w:p>
       <w:r>
-        <w:t>Describe the sliding filament model of muscle contraction  Explain the roles of actin, myosin, troponin, and tropomyosin  Describe the cross-bridge cycle  Explain why ATP and calcium are essential for contraction   4. Neuromuscular Junction</w:t>
+        <w:t xml:space="preserve">• </w:t>
+      </w:r>
+      <w:r>
+        <w:t>Understand the role of muscles in stabilizing joints</w:t>
+      </w:r>
+    </w:p>
+    <w:p>
+      <w:pPr>
+        <w:pStyle w:val="Heading3"/>
+      </w:pPr>
+      <w:r>
+        <w:t>2. Skeletal Muscle Structure</w:t>
       </w:r>
     </w:p>
     <w:p>
       <w:r>
-        <w:t>Describe the structure of a neuromuscular junction  Explain how an action potential triggers muscle contraction  Describe the role of acetylcholine in muscle activation  Understand excitation-contraction coupling   5. Muscle Mechanics</w:t>
+        <w:t xml:space="preserve">• </w:t>
+      </w:r>
+      <w:r>
+        <w:t>Describe the organization of skeletal muscle (fascicles, fibers, myofibrils, sarcomeres)</w:t>
       </w:r>
     </w:p>
     <w:p>
       <w:r>
-        <w:t>Define motor unit and explain recruitment  Differentiate between twitch, summation, and tetanus  Compare isotonic and isometric contractions  Explain muscle fatigue and its causes   6. Muscle Fiber Types</w:t>
+        <w:t xml:space="preserve">• </w:t>
+      </w:r>
+      <w:r>
+        <w:t>Identify the components of a sarcomere (thick and thin filaments, Z-lines, A-band, I-band)</w:t>
       </w:r>
     </w:p>
     <w:p>
       <w:r>
-        <w:t>Compare slow-twitch (Type I) and fast-twitch (Type II) fibers  Explain how fiber type relates to muscle function  Understand how training affects muscle fiber characteristics    Study Tips</w:t>
+        <w:t xml:space="preserve">• </w:t>
+      </w:r>
+      <w:r>
+        <w:t>Explain the relationship between muscle structure and function</w:t>
+      </w:r>
+    </w:p>
+    <w:p>
+      <w:r>
+        <w:t xml:space="preserve">• </w:t>
+      </w:r>
+      <w:r>
+        <w:t>Describe the connective tissue layers (epimysium, perimysium, endomysium)</w:t>
+      </w:r>
+    </w:p>
+    <w:p>
+      <w:pPr>
+        <w:pStyle w:val="Heading3"/>
+      </w:pPr>
+      <w:r>
+        <w:t>3. Sliding Filament Theory</w:t>
+      </w:r>
+    </w:p>
+    <w:p>
+      <w:r>
+        <w:t xml:space="preserve">• </w:t>
+      </w:r>
+      <w:r>
+        <w:t>Describe the sliding filament model of muscle contraction</w:t>
+      </w:r>
+    </w:p>
+    <w:p>
+      <w:r>
+        <w:t xml:space="preserve">• </w:t>
+      </w:r>
+      <w:r>
+        <w:t>Explain the roles of actin, myosin, troponin, and tropomyosin</w:t>
+      </w:r>
+    </w:p>
+    <w:p>
+      <w:r>
+        <w:t xml:space="preserve">• </w:t>
+      </w:r>
+      <w:r>
+        <w:t>Describe the cross-bridge cycle</w:t>
+      </w:r>
+    </w:p>
+    <w:p>
+      <w:r>
+        <w:t xml:space="preserve">• </w:t>
+      </w:r>
+      <w:r>
+        <w:t>Explain why ATP and calcium are essential for contraction</w:t>
+      </w:r>
+    </w:p>
+    <w:p>
+      <w:pPr>
+        <w:pStyle w:val="Heading3"/>
+      </w:pPr>
+      <w:r>
+        <w:t>4. Neuromuscular Junction</w:t>
+      </w:r>
+    </w:p>
+    <w:p>
+      <w:r>
+        <w:t xml:space="preserve">• </w:t>
+      </w:r>
+      <w:r>
+        <w:t>Describe the structure of a neuromuscular junction</w:t>
+      </w:r>
+    </w:p>
+    <w:p>
+      <w:r>
+        <w:t xml:space="preserve">• </w:t>
+      </w:r>
+      <w:r>
+        <w:t>Explain how an action potential triggers muscle contraction</w:t>
+      </w:r>
+    </w:p>
+    <w:p>
+      <w:r>
+        <w:t xml:space="preserve">• </w:t>
+      </w:r>
+      <w:r>
+        <w:t>Describe the role of acetylcholine in muscle activation</w:t>
+      </w:r>
+    </w:p>
+    <w:p>
+      <w:r>
+        <w:t xml:space="preserve">• </w:t>
+      </w:r>
+      <w:r>
+        <w:t>Understand excitation-contraction coupling</w:t>
+      </w:r>
+    </w:p>
+    <w:p>
+      <w:pPr>
+        <w:pStyle w:val="Heading3"/>
+      </w:pPr>
+      <w:r>
+        <w:t>5. Muscle Mechanics</w:t>
+      </w:r>
+    </w:p>
+    <w:p>
+      <w:r>
+        <w:t xml:space="preserve">• </w:t>
+      </w:r>
+      <w:r>
+        <w:t>Define motor unit and explain recruitment</w:t>
+      </w:r>
+    </w:p>
+    <w:p>
+      <w:r>
+        <w:t xml:space="preserve">• </w:t>
+      </w:r>
+      <w:r>
+        <w:t>Differentiate between twitch, summation, and tetanus</w:t>
+      </w:r>
+    </w:p>
+    <w:p>
+      <w:r>
+        <w:t xml:space="preserve">• </w:t>
+      </w:r>
+      <w:r>
+        <w:t>Compare isotonic and isometric contractions</w:t>
+      </w:r>
+    </w:p>
+    <w:p>
+      <w:r>
+        <w:t xml:space="preserve">• </w:t>
+      </w:r>
+      <w:r>
+        <w:t>Explain muscle fatigue and its causes</w:t>
+      </w:r>
+    </w:p>
+    <w:p>
+      <w:pPr>
+        <w:pStyle w:val="Heading3"/>
+      </w:pPr>
+      <w:r>
+        <w:t>6. Muscle Fiber Types</w:t>
+      </w:r>
+    </w:p>
+    <w:p>
+      <w:r>
+        <w:t xml:space="preserve">• </w:t>
+      </w:r>
+      <w:r>
+        <w:t>Compare slow-twitch (Type I) and fast-twitch (Type II) fibers</w:t>
+      </w:r>
+    </w:p>
+    <w:p>
+      <w:r>
+        <w:t xml:space="preserve">• </w:t>
+      </w:r>
+      <w:r>
+        <w:t>Explain how fiber type relates to muscle function</w:t>
+      </w:r>
+    </w:p>
+    <w:p>
+      <w:r>
+        <w:t xml:space="preserve">• </w:t>
+      </w:r>
+      <w:r>
+        <w:t>Understand how training affects muscle fiber characteristics</w:t>
+      </w:r>
+    </w:p>
+    <w:p>
+      <w:pPr>
+        <w:pStyle w:val="Heading2"/>
+      </w:pPr>
+      <w:r>
+        <w:t>Study Tips</w:t>
+      </w:r>
+    </w:p>
+    <w:p>
+      <w:r>
+        <w:t xml:space="preserve">1. </w:t>
+      </w:r>
+      <w:r>
+        <w:rPr>
+          <w:b/>
+        </w:rPr>
+        <w:t>Draw and label sarcomere diagrams</w:t>
+      </w:r>
+    </w:p>
+    <w:p>
+      <w:r>
+        <w:t xml:space="preserve">2. </w:t>
+      </w:r>
+      <w:r>
+        <w:rPr>
+          <w:b/>
+        </w:rPr>
+        <w:t>Animate the cross-bridge cycle</w:t>
+      </w:r>
+      <w:r>
+        <w:t xml:space="preserve"> in your mind</w:t>
+      </w:r>
+    </w:p>
+    <w:p>
+      <w:r>
+        <w:t xml:space="preserve">3. </w:t>
+      </w:r>
+      <w:r>
+        <w:rPr>
+          <w:b/>
+        </w:rPr>
+        <w:t>Use models</w:t>
+      </w:r>
+      <w:r>
+        <w:t xml:space="preserve"> to visualize muscle organization</w:t>
+      </w:r>
+    </w:p>
+    <w:p>
+      <w:r>
+        <w:t xml:space="preserve">4. </w:t>
+      </w:r>
+      <w:r>
+        <w:rPr>
+          <w:b/>
+        </w:rPr>
+        <w:t>Connect physiology</w:t>
+      </w:r>
+      <w:r>
+        <w:t xml:space="preserve"> to practical examples (exercise, fatigue)</w:t>
+      </w:r>
+    </w:p>
+    <w:p>
+      <w:r>
+        <w:t xml:space="preserve">5. </w:t>
+      </w:r>
+      <w:r>
+        <w:rPr>
+          <w:b/>
+        </w:rPr>
+        <w:t>Compare contraction types</w:t>
+      </w:r>
+      <w:r>
+        <w:t xml:space="preserve"> with real-world movements</w:t>
       </w:r>
     </w:p>
     <w:sectPr>
